--- a/testakten/kanzlei-allgemein-alltag/06_eingangsrechnungen_ustva/UStVA_XML_Validierungsnotiz.docx
+++ b/testakten/kanzlei-allgemein-alltag/06_eingangsrechnungen_ustva/UStVA_XML_Validierungsnotiz.docx
@@ -2,73 +2,1496 @@
 <file path=word/document.xml><?xml version="1.0" encoding="utf-8"?>
 <w:document xmlns:wpc="http://schemas.microsoft.com/office/word/2010/wordprocessingCanvas" xmlns:mo="http://schemas.microsoft.com/office/mac/office/2008/main" xmlns:mc="http://schemas.openxmlformats.org/markup-compatibility/2006" xmlns:mv="urn:schemas-microsoft-com:mac:vml" xmlns:o="urn:schemas-microsoft-com:office:office" xmlns:r="http://schemas.openxmlformats.org/officeDocument/2006/relationships" xmlns:m="http://schemas.openxmlformats.org/officeDocument/2006/math" xmlns:v="urn:schemas-microsoft-com:vml" xmlns:wp14="http://schemas.microsoft.com/office/word/2010/wordprocessingDrawing" xmlns:wp="http://schemas.openxmlformats.org/drawingml/2006/wordprocessingDrawing" xmlns:w10="urn:schemas-microsoft-com:office:word" xmlns:w="http://schemas.openxmlformats.org/wordprocessingml/2006/main" xmlns:w14="http://schemas.microsoft.com/office/word/2010/wordml" xmlns:wpg="http://schemas.microsoft.com/office/word/2010/wordprocessingGroup" xmlns:wpi="http://schemas.microsoft.com/office/word/2010/wordprocessingInk" xmlns:wne="http://schemas.microsoft.com/office/word/2006/wordml" xmlns:wps="http://schemas.microsoft.com/office/word/2010/wordprocessingShape" mc:Ignorable="w14 wp14">
   <w:body>
+    <w:tbl>
+      <w:tblPr>
+        <w:tblW w:type="auto" w:w="0"/>
+        <w:tblLayout w:type="fixed"/>
+        <w:tblLook w:firstColumn="1" w:firstRow="1" w:lastColumn="0" w:lastRow="0" w:noHBand="0" w:noVBand="1" w:val="04A0"/>
+      </w:tblPr>
+      <w:tblGrid>
+        <w:gridCol w:w="6520"/>
+        <w:gridCol w:w="2948"/>
+      </w:tblGrid>
+      <w:tr>
+        <w:tc>
+          <w:tcPr>
+            <w:tcW w:type="dxa" w:w="4790"/>
+            <w:tcMar>
+              <w:top w:w="0" w:type="dxa"/>
+              <w:start w:w="0" w:type="dxa"/>
+              <w:bottom w:w="80" w:type="dxa"/>
+              <w:end w:w="80" w:type="dxa"/>
+            </w:tcMar>
+          </w:tcPr>
+          <w:p>
+            <w:pPr>
+              <w:spacing w:after="20"/>
+            </w:pPr>
+            <w:r>
+              <w:rPr>
+                <w:b/>
+                <w:color w:val="17324D"/>
+                <w:sz w:val="24"/>
+              </w:rPr>
+              <w:t>KANZLEI JANA REUTER · RECHTSANWÄLTIN</w:t>
+            </w:r>
+          </w:p>
+          <w:p>
+            <w:pPr>
+              <w:spacing w:after="0"/>
+            </w:pPr>
+            <w:r>
+              <w:rPr>
+                <w:color w:val="59636B"/>
+                <w:sz w:val="16"/>
+              </w:rPr>
+              <w:t>Lindenstraße 14 · 10969 Berlin · Telefon 030 4455 6677 · kanzlei@reuter-recht-berlin.de</w:t>
+            </w:r>
+          </w:p>
+          <w:p>
+            <w:pPr>
+              <w:spacing w:after="0"/>
+            </w:pPr>
+            <w:r>
+              <w:rPr>
+                <w:color w:val="59636B"/>
+                <w:sz w:val="16"/>
+              </w:rPr>
+              <w:t>Steuernummer 27/435/12347 · USt-IdNr. DE298765432 · Finanzamt Kreuzberg</w:t>
+            </w:r>
+          </w:p>
+        </w:tc>
+        <w:tc>
+          <w:tcPr>
+            <w:tcW w:type="dxa" w:w="4790"/>
+            <w:tcMar>
+              <w:top w:w="0" w:type="dxa"/>
+              <w:start w:w="80" w:type="dxa"/>
+              <w:bottom w:w="80" w:type="dxa"/>
+              <w:end w:w="0" w:type="dxa"/>
+            </w:tcMar>
+          </w:tcPr>
+          <w:p>
+            <w:pPr>
+              <w:jc w:val="right"/>
+            </w:pPr>
+            <w:r>
+              <w:rPr>
+                <w:b/>
+                <w:color w:val="2E668B"/>
+                <w:sz w:val="18"/>
+              </w:rPr>
+              <w:t>BUCHHALTUNGSÜBERGABE</w:t>
+            </w:r>
+          </w:p>
+        </w:tc>
+      </w:tr>
+    </w:tbl>
+    <w:p>
+      <w:pPr>
+        <w:spacing w:after="160"/>
+        <w:pBdr>
+          <w:bottom w:val="single" w:sz="10" w:space="1" w:color="2E668B"/>
+        </w:pBdr>
+      </w:pPr>
+    </w:p>
+    <w:p>
+      <w:pPr>
+        <w:pStyle w:val="Title"/>
+      </w:pPr>
+      <w:r>
+        <w:t>Umsatzsteuer-Voranmeldung Mai 2026</w:t>
+      </w:r>
+    </w:p>
+    <w:p>
+      <w:pPr>
+        <w:spacing w:after="180"/>
+      </w:pPr>
+      <w:r>
+        <w:rPr>
+          <w:b/>
+          <w:color w:val="2E668B"/>
+        </w:rPr>
+        <w:t>Datenübergabe an Steuerbüro Schenk &amp; Adler · noch nicht übermittelt</w:t>
+      </w:r>
+    </w:p>
+    <w:tbl>
+      <w:tblPr>
+        <w:tblW w:type="auto" w:w="0"/>
+        <w:tblLayout w:type="fixed"/>
+        <w:tblLook w:firstColumn="1" w:firstRow="1" w:lastColumn="0" w:lastRow="0" w:noHBand="0" w:noVBand="1" w:val="04A0"/>
+      </w:tblPr>
+      <w:tblGrid>
+        <w:gridCol w:w="2268"/>
+        <w:gridCol w:w="7200"/>
+      </w:tblGrid>
+      <w:tr>
+        <w:tc>
+          <w:tcPr>
+            <w:tcW w:type="dxa" w:w="2268"/>
+            <w:shd w:fill="EAF1F5"/>
+            <w:tcMar>
+              <w:top w:w="90" w:type="dxa"/>
+              <w:start w:w="90" w:type="dxa"/>
+              <w:bottom w:w="90" w:type="dxa"/>
+              <w:end w:w="90" w:type="dxa"/>
+            </w:tcMar>
+            <w:vAlign w:val="center"/>
+          </w:tcPr>
+          <w:p>
+            <w:pPr>
+              <w:spacing w:after="0"/>
+            </w:pPr>
+            <w:r>
+              <w:rPr>
+                <w:b/>
+                <w:sz w:val="18"/>
+              </w:rPr>
+              <w:t>Erstellt</w:t>
+            </w:r>
+          </w:p>
+        </w:tc>
+        <w:tc>
+          <w:tcPr>
+            <w:tcW w:type="dxa" w:w="7200"/>
+            <w:tcMar>
+              <w:top w:w="90" w:type="dxa"/>
+              <w:start w:w="90" w:type="dxa"/>
+              <w:bottom w:w="90" w:type="dxa"/>
+              <w:end w:w="90" w:type="dxa"/>
+            </w:tcMar>
+            <w:vAlign w:val="center"/>
+          </w:tcPr>
+          <w:p>
+            <w:pPr>
+              <w:spacing w:after="0"/>
+            </w:pPr>
+            <w:r>
+              <w:rPr>
+                <w:sz w:val="18"/>
+              </w:rPr>
+              <w:t>3. Juni 2026, 10:42 Uhr</w:t>
+            </w:r>
+          </w:p>
+        </w:tc>
+      </w:tr>
+      <w:tr>
+        <w:tc>
+          <w:tcPr>
+            <w:tcW w:type="dxa" w:w="2268"/>
+            <w:shd w:fill="EAF1F5"/>
+            <w:tcMar>
+              <w:top w:w="90" w:type="dxa"/>
+              <w:start w:w="90" w:type="dxa"/>
+              <w:bottom w:w="90" w:type="dxa"/>
+              <w:end w:w="90" w:type="dxa"/>
+            </w:tcMar>
+            <w:vAlign w:val="center"/>
+          </w:tcPr>
+          <w:p>
+            <w:pPr>
+              <w:spacing w:after="0"/>
+            </w:pPr>
+            <w:r>
+              <w:rPr>
+                <w:b/>
+                <w:sz w:val="18"/>
+              </w:rPr>
+              <w:t>Bearbeitung</w:t>
+            </w:r>
+          </w:p>
+        </w:tc>
+        <w:tc>
+          <w:tcPr>
+            <w:tcW w:type="dxa" w:w="7200"/>
+            <w:tcMar>
+              <w:top w:w="90" w:type="dxa"/>
+              <w:start w:w="90" w:type="dxa"/>
+              <w:bottom w:w="90" w:type="dxa"/>
+              <w:end w:w="90" w:type="dxa"/>
+            </w:tcMar>
+            <w:vAlign w:val="center"/>
+          </w:tcPr>
+          <w:p>
+            <w:pPr>
+              <w:spacing w:after="0"/>
+            </w:pPr>
+            <w:r>
+              <w:rPr>
+                <w:sz w:val="18"/>
+              </w:rPr>
+              <w:t>Mara Klein</w:t>
+            </w:r>
+          </w:p>
+        </w:tc>
+      </w:tr>
+      <w:tr>
+        <w:tc>
+          <w:tcPr>
+            <w:tcW w:type="dxa" w:w="2268"/>
+            <w:shd w:fill="EAF1F5"/>
+            <w:tcMar>
+              <w:top w:w="90" w:type="dxa"/>
+              <w:start w:w="90" w:type="dxa"/>
+              <w:bottom w:w="90" w:type="dxa"/>
+              <w:end w:w="90" w:type="dxa"/>
+            </w:tcMar>
+            <w:vAlign w:val="center"/>
+          </w:tcPr>
+          <w:p>
+            <w:pPr>
+              <w:spacing w:after="0"/>
+            </w:pPr>
+            <w:r>
+              <w:rPr>
+                <w:b/>
+                <w:sz w:val="18"/>
+              </w:rPr>
+              <w:t>Voranmeldungszeitraum</w:t>
+            </w:r>
+          </w:p>
+        </w:tc>
+        <w:tc>
+          <w:tcPr>
+            <w:tcW w:type="dxa" w:w="7200"/>
+            <w:tcMar>
+              <w:top w:w="90" w:type="dxa"/>
+              <w:start w:w="90" w:type="dxa"/>
+              <w:bottom w:w="90" w:type="dxa"/>
+              <w:end w:w="90" w:type="dxa"/>
+            </w:tcMar>
+            <w:vAlign w:val="center"/>
+          </w:tcPr>
+          <w:p>
+            <w:pPr>
+              <w:spacing w:after="0"/>
+            </w:pPr>
+            <w:r>
+              <w:rPr>
+                <w:sz w:val="18"/>
+              </w:rPr>
+              <w:t>Mai 2026</w:t>
+            </w:r>
+          </w:p>
+        </w:tc>
+      </w:tr>
+      <w:tr>
+        <w:tc>
+          <w:tcPr>
+            <w:tcW w:type="dxa" w:w="2268"/>
+            <w:shd w:fill="EAF1F5"/>
+            <w:tcMar>
+              <w:top w:w="90" w:type="dxa"/>
+              <w:start w:w="90" w:type="dxa"/>
+              <w:bottom w:w="90" w:type="dxa"/>
+              <w:end w:w="90" w:type="dxa"/>
+            </w:tcMar>
+            <w:vAlign w:val="center"/>
+          </w:tcPr>
+          <w:p>
+            <w:pPr>
+              <w:spacing w:after="0"/>
+            </w:pPr>
+            <w:r>
+              <w:rPr>
+                <w:b/>
+                <w:sz w:val="18"/>
+              </w:rPr>
+              <w:t>Datenexport</w:t>
+            </w:r>
+          </w:p>
+        </w:tc>
+        <w:tc>
+          <w:tcPr>
+            <w:tcW w:type="dxa" w:w="7200"/>
+            <w:tcMar>
+              <w:top w:w="90" w:type="dxa"/>
+              <w:start w:w="90" w:type="dxa"/>
+              <w:bottom w:w="90" w:type="dxa"/>
+              <w:end w:w="90" w:type="dxa"/>
+            </w:tcMar>
+            <w:vAlign w:val="center"/>
+          </w:tcPr>
+          <w:p>
+            <w:pPr>
+              <w:spacing w:after="0"/>
+            </w:pPr>
+            <w:r>
+              <w:rPr>
+                <w:sz w:val="18"/>
+              </w:rPr>
+              <w:t>UStVA_2026-05_Datenexport.xml</w:t>
+            </w:r>
+          </w:p>
+        </w:tc>
+      </w:tr>
+      <w:tr>
+        <w:tc>
+          <w:tcPr>
+            <w:tcW w:type="dxa" w:w="2268"/>
+            <w:shd w:fill="EAF1F5"/>
+            <w:tcMar>
+              <w:top w:w="90" w:type="dxa"/>
+              <w:start w:w="90" w:type="dxa"/>
+              <w:bottom w:w="90" w:type="dxa"/>
+              <w:end w:w="90" w:type="dxa"/>
+            </w:tcMar>
+            <w:vAlign w:val="center"/>
+          </w:tcPr>
+          <w:p>
+            <w:pPr>
+              <w:spacing w:after="0"/>
+            </w:pPr>
+            <w:r>
+              <w:rPr>
+                <w:b/>
+                <w:sz w:val="18"/>
+              </w:rPr>
+              <w:t>Übermittlung</w:t>
+            </w:r>
+          </w:p>
+        </w:tc>
+        <w:tc>
+          <w:tcPr>
+            <w:tcW w:type="dxa" w:w="7200"/>
+            <w:tcMar>
+              <w:top w:w="90" w:type="dxa"/>
+              <w:start w:w="90" w:type="dxa"/>
+              <w:bottom w:w="90" w:type="dxa"/>
+              <w:end w:w="90" w:type="dxa"/>
+            </w:tcMar>
+            <w:vAlign w:val="center"/>
+          </w:tcPr>
+          <w:p>
+            <w:pPr>
+              <w:spacing w:after="0"/>
+            </w:pPr>
+            <w:r>
+              <w:rPr>
+                <w:sz w:val="18"/>
+              </w:rPr>
+              <w:t>Durch Steuerbüro nach schriftlicher Freigabe der Kanzlei</w:t>
+            </w:r>
+          </w:p>
+        </w:tc>
+      </w:tr>
+    </w:tbl>
+    <w:p>
+      <w:pPr>
+        <w:spacing w:after="20"/>
+      </w:pPr>
+    </w:p>
     <w:p>
       <w:pPr>
         <w:pStyle w:val="Heading1"/>
       </w:pPr>
       <w:r>
-        <w:rPr>
-          <w:rFonts w:ascii="Times New Roman" w:hAnsi="Times New Roman"/>
-        </w:rPr>
-        <w:t>UStVA-XML — Validierungsnotiz</w:t>
+        <w:t>1. Summenabgleich</w:t>
+      </w:r>
+    </w:p>
+    <w:tbl>
+      <w:tblPr>
+        <w:tblStyle w:val="TableGrid"/>
+        <w:tblW w:type="auto" w:w="0"/>
+        <w:tblLayout w:type="fixed"/>
+        <w:tblLook w:firstColumn="1" w:firstRow="1" w:lastColumn="0" w:lastRow="0" w:noHBand="0" w:noVBand="1" w:val="04A0"/>
+      </w:tblPr>
+      <w:tblGrid>
+        <w:gridCol w:w="2721"/>
+        <w:gridCol w:w="1814"/>
+        <w:gridCol w:w="2835"/>
+        <w:gridCol w:w="2721"/>
+      </w:tblGrid>
+      <w:tr>
+        <w:tc>
+          <w:tcPr>
+            <w:tcW w:type="dxa" w:w="2395"/>
+            <w:shd w:fill="17324D"/>
+            <w:tcMar>
+              <w:top w:w="90" w:type="dxa"/>
+              <w:start w:w="90" w:type="dxa"/>
+              <w:bottom w:w="90" w:type="dxa"/>
+              <w:end w:w="90" w:type="dxa"/>
+            </w:tcMar>
+          </w:tcPr>
+          <w:p>
+            <w:r>
+              <w:rPr>
+                <w:b/>
+                <w:color w:val="FFFFFF"/>
+                <w:sz w:val="17"/>
+              </w:rPr>
+              <w:t>Position</w:t>
+            </w:r>
+          </w:p>
+        </w:tc>
+        <w:tc>
+          <w:tcPr>
+            <w:tcW w:type="dxa" w:w="2395"/>
+            <w:shd w:fill="17324D"/>
+            <w:tcMar>
+              <w:top w:w="90" w:type="dxa"/>
+              <w:start w:w="90" w:type="dxa"/>
+              <w:bottom w:w="90" w:type="dxa"/>
+              <w:end w:w="90" w:type="dxa"/>
+            </w:tcMar>
+          </w:tcPr>
+          <w:p>
+            <w:r>
+              <w:rPr>
+                <w:b/>
+                <w:color w:val="FFFFFF"/>
+                <w:sz w:val="17"/>
+              </w:rPr>
+              <w:t>Betrag</w:t>
+            </w:r>
+          </w:p>
+        </w:tc>
+        <w:tc>
+          <w:tcPr>
+            <w:tcW w:type="dxa" w:w="2395"/>
+            <w:shd w:fill="17324D"/>
+            <w:tcMar>
+              <w:top w:w="90" w:type="dxa"/>
+              <w:start w:w="90" w:type="dxa"/>
+              <w:bottom w:w="90" w:type="dxa"/>
+              <w:end w:w="90" w:type="dxa"/>
+            </w:tcMar>
+          </w:tcPr>
+          <w:p>
+            <w:r>
+              <w:rPr>
+                <w:b/>
+                <w:color w:val="FFFFFF"/>
+                <w:sz w:val="17"/>
+              </w:rPr>
+              <w:t>Quelle</w:t>
+            </w:r>
+          </w:p>
+        </w:tc>
+        <w:tc>
+          <w:tcPr>
+            <w:tcW w:type="dxa" w:w="2395"/>
+            <w:shd w:fill="17324D"/>
+            <w:tcMar>
+              <w:top w:w="90" w:type="dxa"/>
+              <w:start w:w="90" w:type="dxa"/>
+              <w:bottom w:w="90" w:type="dxa"/>
+              <w:end w:w="90" w:type="dxa"/>
+            </w:tcMar>
+          </w:tcPr>
+          <w:p>
+            <w:r>
+              <w:rPr>
+                <w:b/>
+                <w:color w:val="FFFFFF"/>
+                <w:sz w:val="17"/>
+              </w:rPr>
+              <w:t>Kontrollstand</w:t>
+            </w:r>
+          </w:p>
+        </w:tc>
+      </w:tr>
+      <w:tr>
+        <w:tc>
+          <w:tcPr>
+            <w:tcW w:type="dxa" w:w="2721"/>
+            <w:tcMar>
+              <w:top w:w="90" w:type="dxa"/>
+              <w:start w:w="90" w:type="dxa"/>
+              <w:bottom w:w="90" w:type="dxa"/>
+              <w:end w:w="90" w:type="dxa"/>
+            </w:tcMar>
+            <w:vAlign w:val="top"/>
+          </w:tcPr>
+          <w:p>
+            <w:pPr>
+              <w:spacing w:after="0"/>
+            </w:pPr>
+            <w:r>
+              <w:rPr>
+                <w:sz w:val="16"/>
+              </w:rPr>
+              <w:t>Ausgangsumsätze 19 Prozent</w:t>
+            </w:r>
+          </w:p>
+        </w:tc>
+        <w:tc>
+          <w:tcPr>
+            <w:tcW w:type="dxa" w:w="1814"/>
+            <w:tcMar>
+              <w:top w:w="90" w:type="dxa"/>
+              <w:start w:w="90" w:type="dxa"/>
+              <w:bottom w:w="90" w:type="dxa"/>
+              <w:end w:w="90" w:type="dxa"/>
+            </w:tcMar>
+            <w:vAlign w:val="top"/>
+          </w:tcPr>
+          <w:p>
+            <w:pPr>
+              <w:spacing w:after="0"/>
+            </w:pPr>
+            <w:r>
+              <w:rPr>
+                <w:sz w:val="16"/>
+              </w:rPr>
+              <w:t>352,00 EUR netto</w:t>
+            </w:r>
+          </w:p>
+        </w:tc>
+        <w:tc>
+          <w:tcPr>
+            <w:tcW w:type="dxa" w:w="2835"/>
+            <w:tcMar>
+              <w:top w:w="90" w:type="dxa"/>
+              <w:start w:w="90" w:type="dxa"/>
+              <w:bottom w:w="90" w:type="dxa"/>
+              <w:end w:w="90" w:type="dxa"/>
+            </w:tcMar>
+            <w:vAlign w:val="top"/>
+          </w:tcPr>
+          <w:p>
+            <w:pPr>
+              <w:spacing w:after="0"/>
+            </w:pPr>
+            <w:r>
+              <w:rPr>
+                <w:sz w:val="16"/>
+              </w:rPr>
+              <w:t>Rechnung R-2026-0007, noch Entwurf</w:t>
+            </w:r>
+          </w:p>
+        </w:tc>
+        <w:tc>
+          <w:tcPr>
+            <w:tcW w:type="dxa" w:w="2721"/>
+            <w:tcMar>
+              <w:top w:w="90" w:type="dxa"/>
+              <w:start w:w="90" w:type="dxa"/>
+              <w:bottom w:w="90" w:type="dxa"/>
+              <w:end w:w="90" w:type="dxa"/>
+            </w:tcMar>
+            <w:vAlign w:val="top"/>
+          </w:tcPr>
+          <w:p>
+            <w:pPr>
+              <w:spacing w:after="0"/>
+            </w:pPr>
+            <w:r>
+              <w:rPr>
+                <w:sz w:val="16"/>
+              </w:rPr>
+              <w:t>Nicht in endgültigen Übertragungswert übernehmen, solange Freigabe fehlt</w:t>
+            </w:r>
+          </w:p>
+        </w:tc>
+      </w:tr>
+      <w:tr>
+        <w:tc>
+          <w:tcPr>
+            <w:tcW w:type="dxa" w:w="2721"/>
+            <w:tcMar>
+              <w:top w:w="90" w:type="dxa"/>
+              <w:start w:w="90" w:type="dxa"/>
+              <w:bottom w:w="90" w:type="dxa"/>
+              <w:end w:w="90" w:type="dxa"/>
+            </w:tcMar>
+            <w:vAlign w:val="top"/>
+            <w:shd w:fill="F5F7F8"/>
+          </w:tcPr>
+          <w:p>
+            <w:pPr>
+              <w:spacing w:after="0"/>
+            </w:pPr>
+            <w:r>
+              <w:rPr>
+                <w:sz w:val="16"/>
+              </w:rPr>
+              <w:t>Umsatzsteuer Ausgang</w:t>
+            </w:r>
+          </w:p>
+        </w:tc>
+        <w:tc>
+          <w:tcPr>
+            <w:tcW w:type="dxa" w:w="1814"/>
+            <w:tcMar>
+              <w:top w:w="90" w:type="dxa"/>
+              <w:start w:w="90" w:type="dxa"/>
+              <w:bottom w:w="90" w:type="dxa"/>
+              <w:end w:w="90" w:type="dxa"/>
+            </w:tcMar>
+            <w:vAlign w:val="top"/>
+            <w:shd w:fill="F5F7F8"/>
+          </w:tcPr>
+          <w:p>
+            <w:pPr>
+              <w:spacing w:after="0"/>
+            </w:pPr>
+            <w:r>
+              <w:rPr>
+                <w:sz w:val="16"/>
+              </w:rPr>
+              <w:t>66,88 EUR</w:t>
+            </w:r>
+          </w:p>
+        </w:tc>
+        <w:tc>
+          <w:tcPr>
+            <w:tcW w:type="dxa" w:w="2835"/>
+            <w:tcMar>
+              <w:top w:w="90" w:type="dxa"/>
+              <w:start w:w="90" w:type="dxa"/>
+              <w:bottom w:w="90" w:type="dxa"/>
+              <w:end w:w="90" w:type="dxa"/>
+            </w:tcMar>
+            <w:vAlign w:val="top"/>
+            <w:shd w:fill="F5F7F8"/>
+          </w:tcPr>
+          <w:p>
+            <w:pPr>
+              <w:spacing w:after="0"/>
+            </w:pPr>
+            <w:r>
+              <w:rPr>
+                <w:sz w:val="16"/>
+              </w:rPr>
+              <w:t>Rechnung R-2026-0007</w:t>
+            </w:r>
+          </w:p>
+        </w:tc>
+        <w:tc>
+          <w:tcPr>
+            <w:tcW w:type="dxa" w:w="2721"/>
+            <w:tcMar>
+              <w:top w:w="90" w:type="dxa"/>
+              <w:start w:w="90" w:type="dxa"/>
+              <w:bottom w:w="90" w:type="dxa"/>
+              <w:end w:w="90" w:type="dxa"/>
+            </w:tcMar>
+            <w:vAlign w:val="top"/>
+            <w:shd w:fill="F5F7F8"/>
+          </w:tcPr>
+          <w:p>
+            <w:pPr>
+              <w:spacing w:after="0"/>
+            </w:pPr>
+            <w:r>
+              <w:rPr>
+                <w:sz w:val="16"/>
+              </w:rPr>
+              <w:t>Rechenwert stimmt</w:t>
+            </w:r>
+          </w:p>
+        </w:tc>
+      </w:tr>
+      <w:tr>
+        <w:tc>
+          <w:tcPr>
+            <w:tcW w:type="dxa" w:w="2721"/>
+            <w:tcMar>
+              <w:top w:w="90" w:type="dxa"/>
+              <w:start w:w="90" w:type="dxa"/>
+              <w:bottom w:w="90" w:type="dxa"/>
+              <w:end w:w="90" w:type="dxa"/>
+            </w:tcMar>
+            <w:vAlign w:val="top"/>
+          </w:tcPr>
+          <w:p>
+            <w:pPr>
+              <w:spacing w:after="0"/>
+            </w:pPr>
+            <w:r>
+              <w:rPr>
+                <w:sz w:val="16"/>
+              </w:rPr>
+              <w:t>Vorsteuer 19 Prozent</w:t>
+            </w:r>
+          </w:p>
+        </w:tc>
+        <w:tc>
+          <w:tcPr>
+            <w:tcW w:type="dxa" w:w="1814"/>
+            <w:tcMar>
+              <w:top w:w="90" w:type="dxa"/>
+              <w:start w:w="90" w:type="dxa"/>
+              <w:bottom w:w="90" w:type="dxa"/>
+              <w:end w:w="90" w:type="dxa"/>
+            </w:tcMar>
+            <w:vAlign w:val="top"/>
+          </w:tcPr>
+          <w:p>
+            <w:pPr>
+              <w:spacing w:after="0"/>
+            </w:pPr>
+            <w:r>
+              <w:rPr>
+                <w:sz w:val="16"/>
+              </w:rPr>
+              <w:t>317,19 EUR</w:t>
+            </w:r>
+          </w:p>
+        </w:tc>
+        <w:tc>
+          <w:tcPr>
+            <w:tcW w:type="dxa" w:w="2835"/>
+            <w:tcMar>
+              <w:top w:w="90" w:type="dxa"/>
+              <w:start w:w="90" w:type="dxa"/>
+              <w:bottom w:w="90" w:type="dxa"/>
+              <w:end w:w="90" w:type="dxa"/>
+            </w:tcMar>
+            <w:vAlign w:val="top"/>
+          </w:tcPr>
+          <w:p>
+            <w:pPr>
+              <w:spacing w:after="0"/>
+            </w:pPr>
+            <w:r>
+              <w:rPr>
+                <w:sz w:val="16"/>
+              </w:rPr>
+              <w:t>Eingangsrechnungsregister</w:t>
+            </w:r>
+          </w:p>
+        </w:tc>
+        <w:tc>
+          <w:tcPr>
+            <w:tcW w:type="dxa" w:w="2721"/>
+            <w:tcMar>
+              <w:top w:w="90" w:type="dxa"/>
+              <w:start w:w="90" w:type="dxa"/>
+              <w:bottom w:w="90" w:type="dxa"/>
+              <w:end w:w="90" w:type="dxa"/>
+            </w:tcMar>
+            <w:vAlign w:val="top"/>
+          </w:tcPr>
+          <w:p>
+            <w:pPr>
+              <w:spacing w:after="0"/>
+            </w:pPr>
+            <w:r>
+              <w:rPr>
+                <w:sz w:val="16"/>
+              </w:rPr>
+              <w:t>Belege 001 bis 006 vorhanden</w:t>
+            </w:r>
+          </w:p>
+        </w:tc>
+      </w:tr>
+      <w:tr>
+        <w:tc>
+          <w:tcPr>
+            <w:tcW w:type="dxa" w:w="2721"/>
+            <w:tcMar>
+              <w:top w:w="90" w:type="dxa"/>
+              <w:start w:w="90" w:type="dxa"/>
+              <w:bottom w:w="90" w:type="dxa"/>
+              <w:end w:w="90" w:type="dxa"/>
+            </w:tcMar>
+            <w:vAlign w:val="top"/>
+            <w:shd w:fill="F5F7F8"/>
+          </w:tcPr>
+          <w:p>
+            <w:pPr>
+              <w:spacing w:after="0"/>
+            </w:pPr>
+            <w:r>
+              <w:rPr>
+                <w:sz w:val="16"/>
+              </w:rPr>
+              <w:t>Vorsteuer 7 Prozent</w:t>
+            </w:r>
+          </w:p>
+        </w:tc>
+        <w:tc>
+          <w:tcPr>
+            <w:tcW w:type="dxa" w:w="1814"/>
+            <w:tcMar>
+              <w:top w:w="90" w:type="dxa"/>
+              <w:start w:w="90" w:type="dxa"/>
+              <w:bottom w:w="90" w:type="dxa"/>
+              <w:end w:w="90" w:type="dxa"/>
+            </w:tcMar>
+            <w:vAlign w:val="top"/>
+            <w:shd w:fill="F5F7F8"/>
+          </w:tcPr>
+          <w:p>
+            <w:pPr>
+              <w:spacing w:after="0"/>
+            </w:pPr>
+            <w:r>
+              <w:rPr>
+                <w:sz w:val="16"/>
+              </w:rPr>
+              <w:t>4,51 EUR</w:t>
+            </w:r>
+          </w:p>
+        </w:tc>
+        <w:tc>
+          <w:tcPr>
+            <w:tcW w:type="dxa" w:w="2835"/>
+            <w:tcMar>
+              <w:top w:w="90" w:type="dxa"/>
+              <w:start w:w="90" w:type="dxa"/>
+              <w:bottom w:w="90" w:type="dxa"/>
+              <w:end w:w="90" w:type="dxa"/>
+            </w:tcMar>
+            <w:vAlign w:val="top"/>
+            <w:shd w:fill="F5F7F8"/>
+          </w:tcPr>
+          <w:p>
+            <w:pPr>
+              <w:spacing w:after="0"/>
+            </w:pPr>
+            <w:r>
+              <w:rPr>
+                <w:sz w:val="16"/>
+              </w:rPr>
+              <w:t>Fachliteraturrechnung 2026-05-014</w:t>
+            </w:r>
+          </w:p>
+        </w:tc>
+        <w:tc>
+          <w:tcPr>
+            <w:tcW w:type="dxa" w:w="2721"/>
+            <w:tcMar>
+              <w:top w:w="90" w:type="dxa"/>
+              <w:start w:w="90" w:type="dxa"/>
+              <w:bottom w:w="90" w:type="dxa"/>
+              <w:end w:w="90" w:type="dxa"/>
+            </w:tcMar>
+            <w:vAlign w:val="top"/>
+            <w:shd w:fill="F5F7F8"/>
+          </w:tcPr>
+          <w:p>
+            <w:pPr>
+              <w:spacing w:after="0"/>
+            </w:pPr>
+            <w:r>
+              <w:rPr>
+                <w:sz w:val="16"/>
+              </w:rPr>
+              <w:t>Beleg vorhanden</w:t>
+            </w:r>
+          </w:p>
+        </w:tc>
+      </w:tr>
+      <w:tr>
+        <w:tc>
+          <w:tcPr>
+            <w:tcW w:type="dxa" w:w="2721"/>
+            <w:tcMar>
+              <w:top w:w="90" w:type="dxa"/>
+              <w:start w:w="90" w:type="dxa"/>
+              <w:bottom w:w="90" w:type="dxa"/>
+              <w:end w:w="90" w:type="dxa"/>
+            </w:tcMar>
+            <w:vAlign w:val="top"/>
+          </w:tcPr>
+          <w:p>
+            <w:pPr>
+              <w:spacing w:after="0"/>
+            </w:pPr>
+            <w:r>
+              <w:rPr>
+                <w:sz w:val="16"/>
+              </w:rPr>
+              <w:t>Auslandsleistung</w:t>
+            </w:r>
+          </w:p>
+        </w:tc>
+        <w:tc>
+          <w:tcPr>
+            <w:tcW w:type="dxa" w:w="1814"/>
+            <w:tcMar>
+              <w:top w:w="90" w:type="dxa"/>
+              <w:start w:w="90" w:type="dxa"/>
+              <w:bottom w:w="90" w:type="dxa"/>
+              <w:end w:w="90" w:type="dxa"/>
+            </w:tcMar>
+            <w:vAlign w:val="top"/>
+          </w:tcPr>
+          <w:p>
+            <w:pPr>
+              <w:spacing w:after="0"/>
+            </w:pPr>
+            <w:r>
+              <w:rPr>
+                <w:sz w:val="16"/>
+              </w:rPr>
+              <w:t>89,00 EUR netto</w:t>
+            </w:r>
+          </w:p>
+        </w:tc>
+        <w:tc>
+          <w:tcPr>
+            <w:tcW w:type="dxa" w:w="2835"/>
+            <w:tcMar>
+              <w:top w:w="90" w:type="dxa"/>
+              <w:start w:w="90" w:type="dxa"/>
+              <w:bottom w:w="90" w:type="dxa"/>
+              <w:end w:w="90" w:type="dxa"/>
+            </w:tcMar>
+            <w:vAlign w:val="top"/>
+          </w:tcPr>
+          <w:p>
+            <w:pPr>
+              <w:spacing w:after="0"/>
+            </w:pPr>
+            <w:r>
+              <w:rPr>
+                <w:sz w:val="16"/>
+              </w:rPr>
+              <w:t>Rechnung Cloud Ledger Europe Ltd.</w:t>
+            </w:r>
+          </w:p>
+        </w:tc>
+        <w:tc>
+          <w:tcPr>
+            <w:tcW w:type="dxa" w:w="2721"/>
+            <w:tcMar>
+              <w:top w:w="90" w:type="dxa"/>
+              <w:start w:w="90" w:type="dxa"/>
+              <w:bottom w:w="90" w:type="dxa"/>
+              <w:end w:w="90" w:type="dxa"/>
+            </w:tcMar>
+            <w:vAlign w:val="top"/>
+          </w:tcPr>
+          <w:p>
+            <w:pPr>
+              <w:spacing w:after="0"/>
+            </w:pPr>
+            <w:r>
+              <w:rPr>
+                <w:sz w:val="16"/>
+              </w:rPr>
+              <w:t>Leistungsort und Buchung durch Steuerbüro klären</w:t>
+            </w:r>
+          </w:p>
+        </w:tc>
+      </w:tr>
+    </w:tbl>
+    <w:p>
+      <w:pPr>
+        <w:spacing w:after="20"/>
+      </w:pPr>
+    </w:p>
+    <w:p>
+      <w:pPr>
+        <w:pStyle w:val="Heading1"/>
+      </w:pPr>
+      <w:r>
+        <w:t>2. Übergabesperren</w:t>
       </w:r>
     </w:p>
     <w:p>
       <w:pPr>
-        <w:jc w:val="left"/>
+        <w:widowControl/>
       </w:pPr>
       <w:r>
-        <w:t>Für diese Akte liegt keine echte ELSTER-XML vor; die Datei ist nicht uploadfähig.</w:t>
+        <w:t>Die Rechnung R-2026-0007 ist als Entwurf gekennzeichnet. Der Datenexport führt sie daher in einem gesonderten Vorbereitungsblock und nicht als freigegebenen Umsatz. Besteuerungsart, Dauerfristverlängerung und Behandlung der Auslandsleistung sind vom Steuerbüro anhand der Stammakte zu bestätigen.</w:t>
       </w:r>
     </w:p>
     <w:p>
       <w:pPr>
-        <w:jc w:val="left"/>
+        <w:pStyle w:val="Heading1"/>
       </w:pPr>
       <w:r>
-        <w:t>Erwarteter Workflow:</w:t>
+        <w:t>3. Übergabeprotokoll</w:t>
       </w:r>
+    </w:p>
+    <w:tbl>
+      <w:tblPr>
+        <w:tblStyle w:val="TableGrid"/>
+        <w:tblW w:type="auto" w:w="0"/>
+        <w:tblLayout w:type="fixed"/>
+        <w:tblLook w:firstColumn="1" w:firstRow="1" w:lastColumn="0" w:lastRow="0" w:noHBand="0" w:noVBand="1" w:val="04A0"/>
+      </w:tblPr>
+      <w:tblGrid>
+        <w:gridCol w:w="3515"/>
+        <w:gridCol w:w="2835"/>
+        <w:gridCol w:w="2835"/>
+      </w:tblGrid>
+      <w:tr>
+        <w:tc>
+          <w:tcPr>
+            <w:tcW w:type="dxa" w:w="3194"/>
+            <w:shd w:fill="17324D"/>
+            <w:tcMar>
+              <w:top w:w="90" w:type="dxa"/>
+              <w:start w:w="90" w:type="dxa"/>
+              <w:bottom w:w="90" w:type="dxa"/>
+              <w:end w:w="90" w:type="dxa"/>
+            </w:tcMar>
+          </w:tcPr>
+          <w:p>
+            <w:r>
+              <w:rPr>
+                <w:b/>
+                <w:color w:val="FFFFFF"/>
+                <w:sz w:val="17"/>
+              </w:rPr>
+              <w:t>Schritt</w:t>
+            </w:r>
+          </w:p>
+        </w:tc>
+        <w:tc>
+          <w:tcPr>
+            <w:tcW w:type="dxa" w:w="3194"/>
+            <w:shd w:fill="17324D"/>
+            <w:tcMar>
+              <w:top w:w="90" w:type="dxa"/>
+              <w:start w:w="90" w:type="dxa"/>
+              <w:bottom w:w="90" w:type="dxa"/>
+              <w:end w:w="90" w:type="dxa"/>
+            </w:tcMar>
+          </w:tcPr>
+          <w:p>
+            <w:r>
+              <w:rPr>
+                <w:b/>
+                <w:color w:val="FFFFFF"/>
+                <w:sz w:val="17"/>
+              </w:rPr>
+              <w:t>Verantwortlich</w:t>
+            </w:r>
+          </w:p>
+        </w:tc>
+        <w:tc>
+          <w:tcPr>
+            <w:tcW w:type="dxa" w:w="3194"/>
+            <w:shd w:fill="17324D"/>
+            <w:tcMar>
+              <w:top w:w="90" w:type="dxa"/>
+              <w:start w:w="90" w:type="dxa"/>
+              <w:bottom w:w="90" w:type="dxa"/>
+              <w:end w:w="90" w:type="dxa"/>
+            </w:tcMar>
+          </w:tcPr>
+          <w:p>
+            <w:r>
+              <w:rPr>
+                <w:b/>
+                <w:color w:val="FFFFFF"/>
+                <w:sz w:val="17"/>
+              </w:rPr>
+              <w:t>Status</w:t>
+            </w:r>
+          </w:p>
+        </w:tc>
+      </w:tr>
+      <w:tr>
+        <w:tc>
+          <w:tcPr>
+            <w:tcW w:type="dxa" w:w="3515"/>
+            <w:tcMar>
+              <w:top w:w="90" w:type="dxa"/>
+              <w:start w:w="90" w:type="dxa"/>
+              <w:bottom w:w="90" w:type="dxa"/>
+              <w:end w:w="90" w:type="dxa"/>
+            </w:tcMar>
+            <w:vAlign w:val="top"/>
+          </w:tcPr>
+          <w:p>
+            <w:pPr>
+              <w:spacing w:after="0"/>
+            </w:pPr>
+            <w:r>
+              <w:rPr>
+                <w:sz w:val="16"/>
+              </w:rPr>
+              <w:t>Belege 001 bis 006 abgeglichen</w:t>
+            </w:r>
+          </w:p>
+        </w:tc>
+        <w:tc>
+          <w:tcPr>
+            <w:tcW w:type="dxa" w:w="2835"/>
+            <w:tcMar>
+              <w:top w:w="90" w:type="dxa"/>
+              <w:start w:w="90" w:type="dxa"/>
+              <w:bottom w:w="90" w:type="dxa"/>
+              <w:end w:w="90" w:type="dxa"/>
+            </w:tcMar>
+            <w:vAlign w:val="top"/>
+          </w:tcPr>
+          <w:p>
+            <w:pPr>
+              <w:spacing w:after="0"/>
+            </w:pPr>
+            <w:r>
+              <w:rPr>
+                <w:sz w:val="16"/>
+              </w:rPr>
+              <w:t>Mara Klein</w:t>
+            </w:r>
+          </w:p>
+        </w:tc>
+        <w:tc>
+          <w:tcPr>
+            <w:tcW w:type="dxa" w:w="2835"/>
+            <w:tcMar>
+              <w:top w:w="90" w:type="dxa"/>
+              <w:start w:w="90" w:type="dxa"/>
+              <w:bottom w:w="90" w:type="dxa"/>
+              <w:end w:w="90" w:type="dxa"/>
+            </w:tcMar>
+            <w:vAlign w:val="top"/>
+          </w:tcPr>
+          <w:p>
+            <w:pPr>
+              <w:spacing w:after="0"/>
+            </w:pPr>
+            <w:r>
+              <w:rPr>
+                <w:sz w:val="16"/>
+              </w:rPr>
+              <w:t>3. Juni 2026, 09:55 Uhr</w:t>
+            </w:r>
+          </w:p>
+        </w:tc>
+      </w:tr>
+      <w:tr>
+        <w:tc>
+          <w:tcPr>
+            <w:tcW w:type="dxa" w:w="3515"/>
+            <w:tcMar>
+              <w:top w:w="90" w:type="dxa"/>
+              <w:start w:w="90" w:type="dxa"/>
+              <w:bottom w:w="90" w:type="dxa"/>
+              <w:end w:w="90" w:type="dxa"/>
+            </w:tcMar>
+            <w:vAlign w:val="top"/>
+            <w:shd w:fill="F5F7F8"/>
+          </w:tcPr>
+          <w:p>
+            <w:pPr>
+              <w:spacing w:after="0"/>
+            </w:pPr>
+            <w:r>
+              <w:rPr>
+                <w:sz w:val="16"/>
+              </w:rPr>
+              <w:t>Ausgangsrechnung freigegeben</w:t>
+            </w:r>
+          </w:p>
+        </w:tc>
+        <w:tc>
+          <w:tcPr>
+            <w:tcW w:type="dxa" w:w="2835"/>
+            <w:tcMar>
+              <w:top w:w="90" w:type="dxa"/>
+              <w:start w:w="90" w:type="dxa"/>
+              <w:bottom w:w="90" w:type="dxa"/>
+              <w:end w:w="90" w:type="dxa"/>
+            </w:tcMar>
+            <w:vAlign w:val="top"/>
+            <w:shd w:fill="F5F7F8"/>
+          </w:tcPr>
+          <w:p>
+            <w:pPr>
+              <w:spacing w:after="0"/>
+            </w:pPr>
+            <w:r>
+              <w:rPr>
+                <w:sz w:val="16"/>
+              </w:rPr>
+              <w:t>Jana Reuter</w:t>
+            </w:r>
+          </w:p>
+        </w:tc>
+        <w:tc>
+          <w:tcPr>
+            <w:tcW w:type="dxa" w:w="2835"/>
+            <w:tcMar>
+              <w:top w:w="90" w:type="dxa"/>
+              <w:start w:w="90" w:type="dxa"/>
+              <w:bottom w:w="90" w:type="dxa"/>
+              <w:end w:w="90" w:type="dxa"/>
+            </w:tcMar>
+            <w:vAlign w:val="top"/>
+            <w:shd w:fill="F5F7F8"/>
+          </w:tcPr>
+          <w:p>
+            <w:pPr>
+              <w:spacing w:after="0"/>
+            </w:pPr>
+            <w:r>
+              <w:rPr>
+                <w:sz w:val="16"/>
+              </w:rPr>
+              <w:t>offen</w:t>
+            </w:r>
+          </w:p>
+        </w:tc>
+      </w:tr>
+      <w:tr>
+        <w:tc>
+          <w:tcPr>
+            <w:tcW w:type="dxa" w:w="3515"/>
+            <w:tcMar>
+              <w:top w:w="90" w:type="dxa"/>
+              <w:start w:w="90" w:type="dxa"/>
+              <w:bottom w:w="90" w:type="dxa"/>
+              <w:end w:w="90" w:type="dxa"/>
+            </w:tcMar>
+            <w:vAlign w:val="top"/>
+          </w:tcPr>
+          <w:p>
+            <w:pPr>
+              <w:spacing w:after="0"/>
+            </w:pPr>
+            <w:r>
+              <w:rPr>
+                <w:sz w:val="16"/>
+              </w:rPr>
+              <w:t>Auslandsleistung eingeordnet</w:t>
+            </w:r>
+          </w:p>
+        </w:tc>
+        <w:tc>
+          <w:tcPr>
+            <w:tcW w:type="dxa" w:w="2835"/>
+            <w:tcMar>
+              <w:top w:w="90" w:type="dxa"/>
+              <w:start w:w="90" w:type="dxa"/>
+              <w:bottom w:w="90" w:type="dxa"/>
+              <w:end w:w="90" w:type="dxa"/>
+            </w:tcMar>
+            <w:vAlign w:val="top"/>
+          </w:tcPr>
+          <w:p>
+            <w:pPr>
+              <w:spacing w:after="0"/>
+            </w:pPr>
+            <w:r>
+              <w:rPr>
+                <w:sz w:val="16"/>
+              </w:rPr>
+              <w:t>Schenk &amp; Adler</w:t>
+            </w:r>
+          </w:p>
+        </w:tc>
+        <w:tc>
+          <w:tcPr>
+            <w:tcW w:type="dxa" w:w="2835"/>
+            <w:tcMar>
+              <w:top w:w="90" w:type="dxa"/>
+              <w:start w:w="90" w:type="dxa"/>
+              <w:bottom w:w="90" w:type="dxa"/>
+              <w:end w:w="90" w:type="dxa"/>
+            </w:tcMar>
+            <w:vAlign w:val="top"/>
+          </w:tcPr>
+          <w:p>
+            <w:pPr>
+              <w:spacing w:after="0"/>
+            </w:pPr>
+            <w:r>
+              <w:rPr>
+                <w:sz w:val="16"/>
+              </w:rPr>
+              <w:t>offen</w:t>
+            </w:r>
+          </w:p>
+        </w:tc>
+      </w:tr>
+      <w:tr>
+        <w:tc>
+          <w:tcPr>
+            <w:tcW w:type="dxa" w:w="3515"/>
+            <w:tcMar>
+              <w:top w:w="90" w:type="dxa"/>
+              <w:start w:w="90" w:type="dxa"/>
+              <w:bottom w:w="90" w:type="dxa"/>
+              <w:end w:w="90" w:type="dxa"/>
+            </w:tcMar>
+            <w:vAlign w:val="top"/>
+            <w:shd w:fill="F5F7F8"/>
+          </w:tcPr>
+          <w:p>
+            <w:pPr>
+              <w:spacing w:after="0"/>
+            </w:pPr>
+            <w:r>
+              <w:rPr>
+                <w:sz w:val="16"/>
+              </w:rPr>
+              <w:t>Übertragungswerte freigegeben</w:t>
+            </w:r>
+          </w:p>
+        </w:tc>
+        <w:tc>
+          <w:tcPr>
+            <w:tcW w:type="dxa" w:w="2835"/>
+            <w:tcMar>
+              <w:top w:w="90" w:type="dxa"/>
+              <w:start w:w="90" w:type="dxa"/>
+              <w:bottom w:w="90" w:type="dxa"/>
+              <w:end w:w="90" w:type="dxa"/>
+            </w:tcMar>
+            <w:vAlign w:val="top"/>
+            <w:shd w:fill="F5F7F8"/>
+          </w:tcPr>
+          <w:p>
+            <w:pPr>
+              <w:spacing w:after="0"/>
+            </w:pPr>
+            <w:r>
+              <w:rPr>
+                <w:sz w:val="16"/>
+              </w:rPr>
+              <w:t>Jana Reuter</w:t>
+            </w:r>
+          </w:p>
+        </w:tc>
+        <w:tc>
+          <w:tcPr>
+            <w:tcW w:type="dxa" w:w="2835"/>
+            <w:tcMar>
+              <w:top w:w="90" w:type="dxa"/>
+              <w:start w:w="90" w:type="dxa"/>
+              <w:bottom w:w="90" w:type="dxa"/>
+              <w:end w:w="90" w:type="dxa"/>
+            </w:tcMar>
+            <w:vAlign w:val="top"/>
+            <w:shd w:fill="F5F7F8"/>
+          </w:tcPr>
+          <w:p>
+            <w:pPr>
+              <w:spacing w:after="0"/>
+            </w:pPr>
+            <w:r>
+              <w:rPr>
+                <w:sz w:val="16"/>
+              </w:rPr>
+              <w:t>offen</w:t>
+            </w:r>
+          </w:p>
+        </w:tc>
+      </w:tr>
+      <w:tr>
+        <w:tc>
+          <w:tcPr>
+            <w:tcW w:type="dxa" w:w="3515"/>
+            <w:tcMar>
+              <w:top w:w="90" w:type="dxa"/>
+              <w:start w:w="90" w:type="dxa"/>
+              <w:bottom w:w="90" w:type="dxa"/>
+              <w:end w:w="90" w:type="dxa"/>
+            </w:tcMar>
+            <w:vAlign w:val="top"/>
+          </w:tcPr>
+          <w:p>
+            <w:pPr>
+              <w:spacing w:after="0"/>
+            </w:pPr>
+            <w:r>
+              <w:rPr>
+                <w:sz w:val="16"/>
+              </w:rPr>
+              <w:t>Übermittlung und Protokollrücklauf</w:t>
+            </w:r>
+          </w:p>
+        </w:tc>
+        <w:tc>
+          <w:tcPr>
+            <w:tcW w:type="dxa" w:w="2835"/>
+            <w:tcMar>
+              <w:top w:w="90" w:type="dxa"/>
+              <w:start w:w="90" w:type="dxa"/>
+              <w:bottom w:w="90" w:type="dxa"/>
+              <w:end w:w="90" w:type="dxa"/>
+            </w:tcMar>
+            <w:vAlign w:val="top"/>
+          </w:tcPr>
+          <w:p>
+            <w:pPr>
+              <w:spacing w:after="0"/>
+            </w:pPr>
+            <w:r>
+              <w:rPr>
+                <w:sz w:val="16"/>
+              </w:rPr>
+              <w:t>Schenk &amp; Adler</w:t>
+            </w:r>
+          </w:p>
+        </w:tc>
+        <w:tc>
+          <w:tcPr>
+            <w:tcW w:type="dxa" w:w="2835"/>
+            <w:tcMar>
+              <w:top w:w="90" w:type="dxa"/>
+              <w:start w:w="90" w:type="dxa"/>
+              <w:bottom w:w="90" w:type="dxa"/>
+              <w:end w:w="90" w:type="dxa"/>
+            </w:tcMar>
+            <w:vAlign w:val="top"/>
+          </w:tcPr>
+          <w:p>
+            <w:pPr>
+              <w:spacing w:after="0"/>
+            </w:pPr>
+            <w:r>
+              <w:rPr>
+                <w:sz w:val="16"/>
+              </w:rPr>
+              <w:t>offen</w:t>
+            </w:r>
+          </w:p>
+        </w:tc>
+      </w:tr>
+    </w:tbl>
+    <w:p>
+      <w:pPr>
+        <w:spacing w:after="20"/>
+      </w:pPr>
     </w:p>
     <w:p>
       <w:pPr>
-        <w:pStyle w:val="ListNumber"/>
+        <w:keepLines/>
+        <w:spacing w:before="120"/>
       </w:pPr>
       <w:r>
-        <w:t>Nicht als echte UStVA verwenden.</w:t>
-      </w:r>
-    </w:p>
-    <w:p>
-      <w:pPr>
-        <w:pStyle w:val="ListNumber"/>
-      </w:pPr>
-      <w:r>
-        <w:t>Fragen, ob eine Fachsoftware oder ein ERiC-validierter Export vorhanden ist.</w:t>
-      </w:r>
-    </w:p>
-    <w:p>
-      <w:pPr>
-        <w:pStyle w:val="ListNumber"/>
-      </w:pPr>
-      <w:r>
-        <w:t>Wenn nein: manuellen ELSTER-Eingabebogen oder Steuerberater-Paket erzeugen.</w:t>
-      </w:r>
-    </w:p>
-    <w:p>
-      <w:pPr>
-        <w:pStyle w:val="ListNumber"/>
-      </w:pPr>
-      <w:r>
-        <w:t>Wenn ja: Schema, Datenart, Zeitraum, Steuernummer, Summen und Plausibilität prüfen.</w:t>
+        <w:rPr>
+          <w:b/>
+        </w:rPr>
+        <w:t>Mara Klein · Kanzleibuchhaltung</w:t>
       </w:r>
     </w:p>
     <w:sectPr>
+      <w:footerReference w:type="default" r:id="rId9"/>
       <w:pgSz w:w="11906" w:h="16838"/>
-      <w:pgMar w:top="1417" w:right="1417" w:bottom="1417" w:left="1417" w:header="720" w:footer="720" w:gutter="0"/>
+      <w:pgMar w:top="1247" w:right="1134" w:bottom="1020" w:left="1191" w:header="397" w:footer="397" w:gutter="0"/>
       <w:cols w:space="720"/>
       <w:docGrid w:linePitch="360"/>
     </w:sectPr>
   </w:body>
 </w:document>
+</file>
+
+<file path=word/footer1.xml><?xml version="1.0" encoding="utf-8"?>
+<w:ftr xmlns:m="http://schemas.openxmlformats.org/officeDocument/2006/math" xmlns:mc="http://schemas.openxmlformats.org/markup-compatibility/2006" xmlns:mo="http://schemas.microsoft.com/office/mac/office/2008/main" xmlns:mv="urn:schemas-microsoft-com:mac:vml" xmlns:o="urn:schemas-microsoft-com:office:office" xmlns:r="http://schemas.openxmlformats.org/officeDocument/2006/relationships" xmlns:v="urn:schemas-microsoft-com:vml" xmlns:w10="urn:schemas-microsoft-com:office:word" xmlns:w14="http://schemas.microsoft.com/office/word/2010/wordml" xmlns:w="http://schemas.openxmlformats.org/wordprocessingml/2006/main" xmlns:wne="http://schemas.microsoft.com/office/word/2006/wordml" xmlns:wp14="http://schemas.microsoft.com/office/word/2010/wordprocessingDrawing" xmlns:wp="http://schemas.openxmlformats.org/drawingml/2006/wordprocessingDrawing" xmlns:wpc="http://schemas.microsoft.com/office/word/2010/wordprocessingCanvas" xmlns:wpg="http://schemas.microsoft.com/office/word/2010/wordprocessingGroup" xmlns:wpi="http://schemas.microsoft.com/office/word/2010/wordprocessingInk" xmlns:wps="http://schemas.microsoft.com/office/word/2010/wordprocessingShape" mc:Ignorable="w14 wp14">
+  <w:p>
+    <w:pPr>
+      <w:jc w:val="center"/>
+    </w:pPr>
+    <w:r>
+      <w:rPr>
+        <w:color w:val="59636B"/>
+        <w:sz w:val="16"/>
+      </w:rPr>
+      <w:t xml:space="preserve">KANZLEI JANA REUTER · RECHTSANWÄLTIN · FIBU-2026-05 · Seite </w:t>
+    </w:r>
+    <w:r>
+      <w:fldChar w:fldCharType="begin"/>
+      <w:instrText xml:space="preserve"> PAGE </w:instrText>
+      <w:fldChar w:fldCharType="separate"/>
+      <w:t>1</w:t>
+      <w:fldChar w:fldCharType="end"/>
+    </w:r>
+  </w:p>
+</w:ftr>
 </file>
 
 <file path=word/numbering.xml><?xml version="1.0" encoding="utf-8"?>
@@ -434,9 +1857,13 @@
     <w:name w:val="Normal"/>
     <w:qFormat/>
     <w:rsid w:val="00FC693F"/>
+    <w:pPr>
+      <w:spacing w:after="100" w:line="269" w:lineRule="auto"/>
+    </w:pPr>
     <w:rPr>
-      <w:rFonts w:ascii="Times New Roman" w:hAnsi="Times New Roman"/>
-      <w:sz w:val="22"/>
+      <w:rFonts w:ascii="Arial" w:hAnsi="Arial"/>
+      <w:color w:val="20262B"/>
+      <w:sz w:val="20"/>
     </w:rPr>
   </w:style>
   <w:style w:type="paragraph" w:styleId="Header">
@@ -494,14 +1921,15 @@
     <w:pPr>
       <w:keepNext/>
       <w:keepLines/>
-      <w:spacing w:before="480" w:after="0"/>
+      <w:spacing w:before="200" w:after="100"/>
       <w:outlineLvl w:val="0"/>
     </w:pPr>
     <w:rPr>
-      <w:rFonts w:asciiTheme="majorHAnsi" w:eastAsiaTheme="majorEastAsia" w:hAnsiTheme="majorHAnsi" w:cstheme="majorBidi" w:ascii="Times New Roman" w:hAnsi="Times New Roman"/>
+      <w:rFonts w:asciiTheme="majorHAnsi" w:eastAsiaTheme="majorEastAsia" w:hAnsiTheme="majorHAnsi" w:cstheme="majorBidi" w:ascii="Arial" w:hAnsi="Arial"/>
       <w:b/>
       <w:bCs/>
-      <w:sz w:val="28"/>
+      <w:color w:val="17324D"/>
+      <w:sz w:val="26"/>
       <w:szCs w:val="28"/>
     </w:rPr>
   </w:style>
@@ -517,14 +1945,15 @@
     <w:pPr>
       <w:keepNext/>
       <w:keepLines/>
-      <w:spacing w:before="200" w:after="0"/>
+      <w:spacing w:before="200" w:after="100"/>
       <w:outlineLvl w:val="1"/>
     </w:pPr>
     <w:rPr>
-      <w:rFonts w:asciiTheme="majorHAnsi" w:eastAsiaTheme="majorEastAsia" w:hAnsiTheme="majorHAnsi" w:cstheme="majorBidi" w:ascii="Times New Roman" w:hAnsi="Times New Roman"/>
+      <w:rFonts w:asciiTheme="majorHAnsi" w:eastAsiaTheme="majorEastAsia" w:hAnsiTheme="majorHAnsi" w:cstheme="majorBidi" w:ascii="Arial" w:hAnsi="Arial"/>
       <w:b/>
       <w:bCs/>
-      <w:sz w:val="24"/>
+      <w:color w:val="2E668B"/>
+      <w:sz w:val="22"/>
       <w:szCs w:val="26"/>
     </w:rPr>
   </w:style>
@@ -544,10 +1973,10 @@
       <w:outlineLvl w:val="2"/>
     </w:pPr>
     <w:rPr>
-      <w:rFonts w:asciiTheme="majorHAnsi" w:eastAsiaTheme="majorEastAsia" w:hAnsiTheme="majorHAnsi" w:cstheme="majorBidi" w:ascii="Times New Roman" w:hAnsi="Times New Roman"/>
+      <w:rFonts w:asciiTheme="majorHAnsi" w:eastAsiaTheme="majorEastAsia" w:hAnsiTheme="majorHAnsi" w:cstheme="majorBidi"/>
       <w:b/>
       <w:bCs/>
-      <w:sz w:val="22"/>
+      <w:color w:val="4F81BD" w:themeColor="accent1"/>
     </w:rPr>
   </w:style>
   <w:style w:type="paragraph" w:styleId="Heading4">
@@ -778,18 +2207,20 @@
     <w:qFormat/>
     <w:rsid w:val="00FC693F"/>
     <w:pPr>
+      <w:keepNext/>
       <w:pBdr>
         <w:bottom w:val="single" w:sz="8" w:space="4" w:color="4F81BD" w:themeColor="accent1"/>
       </w:pBdr>
-      <w:spacing w:after="300" w:line="240" w:lineRule="auto"/>
+      <w:spacing w:after="100" w:line="240" w:lineRule="auto" w:before="200"/>
       <w:contextualSpacing/>
     </w:pPr>
     <w:rPr>
-      <w:rFonts w:asciiTheme="majorHAnsi" w:eastAsiaTheme="majorEastAsia" w:hAnsiTheme="majorHAnsi" w:cstheme="majorBidi"/>
-      <w:color w:val="17365D" w:themeColor="text2" w:themeShade="BF"/>
+      <w:rFonts w:asciiTheme="majorHAnsi" w:eastAsiaTheme="majorEastAsia" w:hAnsiTheme="majorHAnsi" w:cstheme="majorBidi" w:ascii="Arial" w:hAnsi="Arial"/>
+      <w:b/>
+      <w:color w:val="17324D"/>
       <w:spacing w:val="5"/>
       <w:kern w:val="28"/>
-      <w:sz w:val="52"/>
+      <w:sz w:val="36"/>
       <w:szCs w:val="52"/>
     </w:rPr>
   </w:style>
